--- a/文件/比賽第二章和第五章042.docx
+++ b/文件/比賽第二章和第五章042.docx
@@ -5,7 +5,7 @@
     <w:p>
       <w:pPr>
         <w:rPr>
-          <w:rFonts w:asciiTheme="minorEastAsia" w:hAnsiTheme="minorEastAsia" w:hint="eastAsia"/>
+          <w:rFonts w:asciiTheme="minorEastAsia" w:hAnsiTheme="minorEastAsia"/>
           <w:b/>
           <w:bCs/>
           <w:sz w:val="40"/>
@@ -27,7 +27,7 @@
       <w:tblPr>
         <w:tblpPr w:leftFromText="180" w:rightFromText="180" w:vertAnchor="text" w:horzAnchor="page" w:tblpX="1707" w:tblpY="1009"/>
         <w:tblOverlap w:val="never"/>
-        <w:tblW w:w="14371" w:type="dxa"/>
+        <w:tblW w:w="8296" w:type="dxa"/>
         <w:tblBorders>
           <w:top w:val="single" w:sz="8" w:space="0" w:color="4F81BC"/>
           <w:left w:val="single" w:sz="8" w:space="0" w:color="4F81BC"/>
@@ -44,9 +44,9 @@
         <w:tblLook w:val="04A0" w:firstRow="1" w:lastRow="0" w:firstColumn="1" w:lastColumn="0" w:noHBand="0" w:noVBand="1"/>
       </w:tblPr>
       <w:tblGrid>
-        <w:gridCol w:w="2397"/>
-        <w:gridCol w:w="5987"/>
-        <w:gridCol w:w="5987"/>
+        <w:gridCol w:w="759"/>
+        <w:gridCol w:w="1280"/>
+        <w:gridCol w:w="6257"/>
       </w:tblGrid>
       <w:tr>
         <w:trPr>
@@ -54,7 +54,7 @@
         </w:trPr>
         <w:tc>
           <w:tcPr>
-            <w:tcW w:w="2397" w:type="dxa"/>
+            <w:tcW w:w="759" w:type="dxa"/>
             <w:tcBorders>
               <w:bottom w:val="single" w:sz="18" w:space="0" w:color="4F81BC"/>
             </w:tcBorders>
@@ -84,7 +84,7 @@
         </w:tc>
         <w:tc>
           <w:tcPr>
-            <w:tcW w:w="5987" w:type="dxa"/>
+            <w:tcW w:w="1280" w:type="dxa"/>
             <w:tcBorders>
               <w:bottom w:val="single" w:sz="18" w:space="0" w:color="4F81BC"/>
             </w:tcBorders>
@@ -114,7 +114,7 @@
         </w:tc>
         <w:tc>
           <w:tcPr>
-            <w:tcW w:w="5987" w:type="dxa"/>
+            <w:tcW w:w="6257" w:type="dxa"/>
             <w:tcBorders>
               <w:bottom w:val="single" w:sz="18" w:space="0" w:color="4F81BC"/>
             </w:tcBorders>
@@ -149,7 +149,7 @@
         </w:trPr>
         <w:tc>
           <w:tcPr>
-            <w:tcW w:w="2397" w:type="dxa"/>
+            <w:tcW w:w="759" w:type="dxa"/>
             <w:tcBorders>
               <w:top w:val="single" w:sz="18" w:space="0" w:color="4F81BC"/>
             </w:tcBorders>
@@ -176,7 +176,7 @@
         </w:tc>
         <w:tc>
           <w:tcPr>
-            <w:tcW w:w="5987" w:type="dxa"/>
+            <w:tcW w:w="1280" w:type="dxa"/>
             <w:tcBorders>
               <w:top w:val="single" w:sz="18" w:space="0" w:color="4F81BC"/>
             </w:tcBorders>
@@ -204,7 +204,7 @@
         </w:tc>
         <w:tc>
           <w:tcPr>
-            <w:tcW w:w="5987" w:type="dxa"/>
+            <w:tcW w:w="6257" w:type="dxa"/>
             <w:tcBorders>
               <w:top w:val="single" w:sz="18" w:space="0" w:color="4F81BC"/>
             </w:tcBorders>
@@ -254,7 +254,7 @@
         </w:trPr>
         <w:tc>
           <w:tcPr>
-            <w:tcW w:w="2397" w:type="dxa"/>
+            <w:tcW w:w="759" w:type="dxa"/>
           </w:tcPr>
           <w:p>
             <w:pPr>
@@ -277,7 +277,7 @@
         </w:tc>
         <w:tc>
           <w:tcPr>
-            <w:tcW w:w="5987" w:type="dxa"/>
+            <w:tcW w:w="1280" w:type="dxa"/>
           </w:tcPr>
           <w:p>
             <w:pPr>
@@ -302,7 +302,7 @@
         </w:tc>
         <w:tc>
           <w:tcPr>
-            <w:tcW w:w="5987" w:type="dxa"/>
+            <w:tcW w:w="6257" w:type="dxa"/>
           </w:tcPr>
           <w:p>
             <w:pPr>
@@ -332,7 +332,7 @@
         </w:trPr>
         <w:tc>
           <w:tcPr>
-            <w:tcW w:w="2397" w:type="dxa"/>
+            <w:tcW w:w="759" w:type="dxa"/>
             <w:shd w:val="clear" w:color="auto" w:fill="D2DFED"/>
           </w:tcPr>
           <w:p>
@@ -356,7 +356,7 @@
         </w:tc>
         <w:tc>
           <w:tcPr>
-            <w:tcW w:w="5987" w:type="dxa"/>
+            <w:tcW w:w="1280" w:type="dxa"/>
             <w:shd w:val="clear" w:color="auto" w:fill="D2DFED"/>
           </w:tcPr>
           <w:p>
@@ -381,7 +381,7 @@
         </w:tc>
         <w:tc>
           <w:tcPr>
-            <w:tcW w:w="5987" w:type="dxa"/>
+            <w:tcW w:w="6257" w:type="dxa"/>
             <w:shd w:val="clear" w:color="auto" w:fill="D2DFED"/>
           </w:tcPr>
           <w:p>
@@ -412,7 +412,7 @@
         </w:trPr>
         <w:tc>
           <w:tcPr>
-            <w:tcW w:w="2397" w:type="dxa"/>
+            <w:tcW w:w="759" w:type="dxa"/>
           </w:tcPr>
           <w:p>
             <w:pPr>
@@ -435,7 +435,7 @@
         </w:tc>
         <w:tc>
           <w:tcPr>
-            <w:tcW w:w="5987" w:type="dxa"/>
+            <w:tcW w:w="1280" w:type="dxa"/>
           </w:tcPr>
           <w:p>
             <w:pPr>
@@ -460,7 +460,7 @@
         </w:tc>
         <w:tc>
           <w:tcPr>
-            <w:tcW w:w="5987" w:type="dxa"/>
+            <w:tcW w:w="6257" w:type="dxa"/>
           </w:tcPr>
           <w:p>
             <w:pPr>
@@ -490,7 +490,7 @@
         </w:trPr>
         <w:tc>
           <w:tcPr>
-            <w:tcW w:w="2397" w:type="dxa"/>
+            <w:tcW w:w="759" w:type="dxa"/>
             <w:shd w:val="clear" w:color="auto" w:fill="D2DFED"/>
           </w:tcPr>
           <w:p>
@@ -514,7 +514,7 @@
         </w:tc>
         <w:tc>
           <w:tcPr>
-            <w:tcW w:w="5987" w:type="dxa"/>
+            <w:tcW w:w="1280" w:type="dxa"/>
             <w:shd w:val="clear" w:color="auto" w:fill="D2DFED"/>
           </w:tcPr>
           <w:p>
@@ -536,7 +536,7 @@
         </w:tc>
         <w:tc>
           <w:tcPr>
-            <w:tcW w:w="5987" w:type="dxa"/>
+            <w:tcW w:w="6257" w:type="dxa"/>
             <w:shd w:val="clear" w:color="auto" w:fill="D2DFED"/>
           </w:tcPr>
           <w:p>
@@ -579,7 +579,7 @@
         </w:trPr>
         <w:tc>
           <w:tcPr>
-            <w:tcW w:w="2397" w:type="dxa"/>
+            <w:tcW w:w="759" w:type="dxa"/>
           </w:tcPr>
           <w:p>
             <w:pPr>
@@ -602,7 +602,7 @@
         </w:tc>
         <w:tc>
           <w:tcPr>
-            <w:tcW w:w="5987" w:type="dxa"/>
+            <w:tcW w:w="1280" w:type="dxa"/>
           </w:tcPr>
           <w:p>
             <w:pPr>
@@ -624,7 +624,7 @@
         </w:tc>
         <w:tc>
           <w:tcPr>
-            <w:tcW w:w="5987" w:type="dxa"/>
+            <w:tcW w:w="6257" w:type="dxa"/>
           </w:tcPr>
           <w:p>
             <w:pPr>
@@ -700,7 +700,7 @@
         </w:trPr>
         <w:tc>
           <w:tcPr>
-            <w:tcW w:w="2397" w:type="dxa"/>
+            <w:tcW w:w="759" w:type="dxa"/>
             <w:shd w:val="clear" w:color="auto" w:fill="D2DFED"/>
           </w:tcPr>
           <w:p>
@@ -724,7 +724,7 @@
         </w:tc>
         <w:tc>
           <w:tcPr>
-            <w:tcW w:w="5987" w:type="dxa"/>
+            <w:tcW w:w="1280" w:type="dxa"/>
             <w:shd w:val="clear" w:color="auto" w:fill="D2DFED"/>
           </w:tcPr>
           <w:p>
@@ -746,7 +746,7 @@
         </w:tc>
         <w:tc>
           <w:tcPr>
-            <w:tcW w:w="5987" w:type="dxa"/>
+            <w:tcW w:w="6257" w:type="dxa"/>
             <w:shd w:val="clear" w:color="auto" w:fill="D2DFED"/>
           </w:tcPr>
           <w:p>
@@ -790,7 +790,7 @@
       <w:pPr>
         <w:widowControl/>
         <w:rPr>
-          <w:rFonts w:asciiTheme="minorEastAsia" w:hAnsiTheme="minorEastAsia" w:hint="eastAsia"/>
+          <w:rFonts w:asciiTheme="minorEastAsia" w:hAnsiTheme="minorEastAsia"/>
           <w:b/>
           <w:bCs/>
         </w:rPr>
@@ -821,7 +821,7 @@
       <w:pPr>
         <w:spacing w:line="240" w:lineRule="atLeast"/>
         <w:rPr>
-          <w:rFonts w:asciiTheme="minorEastAsia" w:hAnsiTheme="minorEastAsia" w:hint="eastAsia"/>
+          <w:rFonts w:asciiTheme="minorEastAsia" w:hAnsiTheme="minorEastAsia"/>
           <w:b/>
           <w:bCs/>
           <w:sz w:val="32"/>
@@ -843,7 +843,7 @@
       <w:tblPr>
         <w:tblpPr w:leftFromText="180" w:rightFromText="180" w:vertAnchor="text" w:horzAnchor="page" w:tblpX="1707" w:tblpY="1009"/>
         <w:tblOverlap w:val="never"/>
-        <w:tblW w:w="14371" w:type="dxa"/>
+        <w:tblW w:w="9257" w:type="dxa"/>
         <w:tblBorders>
           <w:top w:val="single" w:sz="8" w:space="0" w:color="4F81BC"/>
           <w:left w:val="single" w:sz="8" w:space="0" w:color="4F81BC"/>
@@ -860,8 +860,8 @@
         <w:tblLook w:val="04A0" w:firstRow="1" w:lastRow="0" w:firstColumn="1" w:lastColumn="0" w:noHBand="0" w:noVBand="1"/>
       </w:tblPr>
       <w:tblGrid>
-        <w:gridCol w:w="2397"/>
-        <w:gridCol w:w="5987"/>
+        <w:gridCol w:w="782"/>
+        <w:gridCol w:w="2488"/>
         <w:gridCol w:w="5987"/>
       </w:tblGrid>
       <w:tr>
@@ -870,7 +870,7 @@
         </w:trPr>
         <w:tc>
           <w:tcPr>
-            <w:tcW w:w="2397" w:type="dxa"/>
+            <w:tcW w:w="782" w:type="dxa"/>
             <w:tcBorders>
               <w:bottom w:val="single" w:sz="18" w:space="0" w:color="4F81BC"/>
             </w:tcBorders>
@@ -895,6 +895,37 @@
                 <w:bCs/>
               </w:rPr>
               <w:t>編號</w:t>
+            </w:r>
+            <w:proofErr w:type="spellEnd"/>
+          </w:p>
+        </w:tc>
+        <w:tc>
+          <w:tcPr>
+            <w:tcW w:w="2488" w:type="dxa"/>
+            <w:tcBorders>
+              <w:bottom w:val="single" w:sz="18" w:space="0" w:color="4F81BC"/>
+            </w:tcBorders>
+            <w:vAlign w:val="center"/>
+          </w:tcPr>
+          <w:p>
+            <w:pPr>
+              <w:pStyle w:val="TableParagraph"/>
+              <w:spacing w:before="33" w:line="240" w:lineRule="atLeast"/>
+              <w:ind w:left="107"/>
+              <w:rPr>
+                <w:rFonts w:asciiTheme="minorEastAsia" w:eastAsiaTheme="minorEastAsia" w:hAnsiTheme="minorEastAsia"/>
+                <w:b/>
+                <w:sz w:val="24"/>
+              </w:rPr>
+            </w:pPr>
+            <w:proofErr w:type="spellStart"/>
+            <w:r>
+              <w:rPr>
+                <w:rFonts w:asciiTheme="minorEastAsia" w:eastAsiaTheme="minorEastAsia" w:hAnsiTheme="minorEastAsia" w:cs="新細明體" w:hint="eastAsia"/>
+                <w:b/>
+                <w:bCs/>
+              </w:rPr>
+              <w:t>名稱</w:t>
             </w:r>
             <w:proofErr w:type="spellEnd"/>
           </w:p>
@@ -913,37 +944,6 @@
               <w:spacing w:before="33" w:line="240" w:lineRule="atLeast"/>
               <w:ind w:left="107"/>
               <w:rPr>
-                <w:rFonts w:asciiTheme="minorEastAsia" w:eastAsiaTheme="minorEastAsia" w:hAnsiTheme="minorEastAsia"/>
-                <w:b/>
-                <w:sz w:val="24"/>
-              </w:rPr>
-            </w:pPr>
-            <w:proofErr w:type="spellStart"/>
-            <w:r>
-              <w:rPr>
-                <w:rFonts w:asciiTheme="minorEastAsia" w:eastAsiaTheme="minorEastAsia" w:hAnsiTheme="minorEastAsia" w:cs="新細明體" w:hint="eastAsia"/>
-                <w:b/>
-                <w:bCs/>
-              </w:rPr>
-              <w:t>名稱</w:t>
-            </w:r>
-            <w:proofErr w:type="spellEnd"/>
-          </w:p>
-        </w:tc>
-        <w:tc>
-          <w:tcPr>
-            <w:tcW w:w="5987" w:type="dxa"/>
-            <w:tcBorders>
-              <w:bottom w:val="single" w:sz="18" w:space="0" w:color="4F81BC"/>
-            </w:tcBorders>
-            <w:vAlign w:val="center"/>
-          </w:tcPr>
-          <w:p>
-            <w:pPr>
-              <w:pStyle w:val="TableParagraph"/>
-              <w:spacing w:before="33" w:line="240" w:lineRule="atLeast"/>
-              <w:ind w:left="107"/>
-              <w:rPr>
                 <w:rFonts w:asciiTheme="minorEastAsia" w:eastAsiaTheme="minorEastAsia" w:hAnsiTheme="minorEastAsia" w:cs="SimSun"/>
                 <w:sz w:val="24"/>
                 <w:szCs w:val="24"/>
@@ -968,7 +968,7 @@
         </w:trPr>
         <w:tc>
           <w:tcPr>
-            <w:tcW w:w="2397" w:type="dxa"/>
+            <w:tcW w:w="782" w:type="dxa"/>
             <w:tcBorders>
               <w:top w:val="single" w:sz="18" w:space="0" w:color="4F81BC"/>
             </w:tcBorders>
@@ -992,6 +992,35 @@
               </w:rPr>
               <w:t>BFR1</w:t>
             </w:r>
+          </w:p>
+        </w:tc>
+        <w:tc>
+          <w:tcPr>
+            <w:tcW w:w="2488" w:type="dxa"/>
+            <w:tcBorders>
+              <w:top w:val="single" w:sz="18" w:space="0" w:color="4F81BC"/>
+            </w:tcBorders>
+            <w:shd w:val="clear" w:color="auto" w:fill="D2DFED"/>
+            <w:vAlign w:val="center"/>
+          </w:tcPr>
+          <w:p>
+            <w:pPr>
+              <w:pStyle w:val="TableParagraph"/>
+              <w:spacing w:before="34"/>
+              <w:ind w:left="107"/>
+              <w:rPr>
+                <w:rFonts w:asciiTheme="minorEastAsia" w:eastAsiaTheme="minorEastAsia" w:hAnsiTheme="minorEastAsia"/>
+                <w:sz w:val="24"/>
+              </w:rPr>
+            </w:pPr>
+            <w:proofErr w:type="spellStart"/>
+            <w:r>
+              <w:rPr>
+                <w:rFonts w:asciiTheme="minorEastAsia" w:eastAsiaTheme="minorEastAsia" w:hAnsiTheme="minorEastAsia" w:cs="新細明體" w:hint="eastAsia"/>
+              </w:rPr>
+              <w:t>管理員管理</w:t>
+            </w:r>
+            <w:proofErr w:type="spellEnd"/>
           </w:p>
         </w:tc>
         <w:tc>
@@ -1009,53 +1038,18 @@
               <w:spacing w:before="34"/>
               <w:ind w:left="107"/>
               <w:rPr>
-                <w:rFonts w:asciiTheme="minorEastAsia" w:eastAsiaTheme="minorEastAsia" w:hAnsiTheme="minorEastAsia"/>
-                <w:sz w:val="24"/>
-              </w:rPr>
-            </w:pPr>
-            <w:proofErr w:type="spellStart"/>
-            <w:r>
-              <w:rPr>
-                <w:rFonts w:asciiTheme="minorEastAsia" w:eastAsiaTheme="minorEastAsia" w:hAnsiTheme="minorEastAsia" w:cs="新細明體" w:hint="eastAsia"/>
-              </w:rPr>
-              <w:t>管理員管理</w:t>
-            </w:r>
-            <w:proofErr w:type="spellEnd"/>
-          </w:p>
-        </w:tc>
-        <w:tc>
-          <w:tcPr>
-            <w:tcW w:w="5987" w:type="dxa"/>
-            <w:tcBorders>
-              <w:top w:val="single" w:sz="18" w:space="0" w:color="4F81BC"/>
-            </w:tcBorders>
-            <w:shd w:val="clear" w:color="auto" w:fill="D2DFED"/>
-            <w:vAlign w:val="center"/>
-          </w:tcPr>
-          <w:p>
-            <w:pPr>
-              <w:pStyle w:val="TableParagraph"/>
-              <w:spacing w:before="34"/>
-              <w:ind w:left="107"/>
-              <w:rPr>
                 <w:rFonts w:asciiTheme="minorEastAsia" w:eastAsiaTheme="minorEastAsia" w:hAnsiTheme="minorEastAsia" w:cs="SimSun"/>
                 <w:sz w:val="24"/>
                 <w:szCs w:val="24"/>
-              </w:rPr>
-            </w:pPr>
-            <w:proofErr w:type="spellStart"/>
-            <w:r>
-              <w:rPr>
-                <w:rFonts w:asciiTheme="minorEastAsia" w:eastAsiaTheme="minorEastAsia" w:hAnsiTheme="minorEastAsia" w:cs="新細明體" w:hint="eastAsia"/>
-              </w:rPr>
-              <w:t>管理員可新增、查詢、修改及刪除管理員資料，並可共同審核資料</w:t>
-            </w:r>
-            <w:proofErr w:type="spellEnd"/>
-            <w:r>
-              <w:rPr>
-                <w:rFonts w:asciiTheme="minorEastAsia" w:eastAsiaTheme="minorEastAsia" w:hAnsiTheme="minorEastAsia" w:cs="新細明體" w:hint="eastAsia"/>
-              </w:rPr>
-              <w:t>。</w:t>
+                <w:lang w:eastAsia="zh-TW"/>
+              </w:rPr>
+            </w:pPr>
+            <w:r>
+              <w:rPr>
+                <w:rFonts w:asciiTheme="minorEastAsia" w:eastAsiaTheme="minorEastAsia" w:hAnsiTheme="minorEastAsia" w:cs="新細明體" w:hint="eastAsia"/>
+                <w:lang w:eastAsia="zh-TW"/>
+              </w:rPr>
+              <w:t>管理員可新增、查詢、修改及刪除管理員資料，並可共同審核資料。</w:t>
             </w:r>
           </w:p>
         </w:tc>
@@ -1066,7 +1060,7 @@
         </w:trPr>
         <w:tc>
           <w:tcPr>
-            <w:tcW w:w="2397" w:type="dxa"/>
+            <w:tcW w:w="782" w:type="dxa"/>
             <w:vAlign w:val="center"/>
           </w:tcPr>
           <w:p>
@@ -1085,6 +1079,31 @@
                 <w:rFonts w:asciiTheme="minorEastAsia" w:eastAsiaTheme="minorEastAsia" w:hAnsiTheme="minorEastAsia"/>
               </w:rPr>
               <w:t>BFR2</w:t>
+            </w:r>
+          </w:p>
+        </w:tc>
+        <w:tc>
+          <w:tcPr>
+            <w:tcW w:w="2488" w:type="dxa"/>
+            <w:vAlign w:val="center"/>
+          </w:tcPr>
+          <w:p>
+            <w:pPr>
+              <w:pStyle w:val="TableParagraph"/>
+              <w:spacing w:before="32"/>
+              <w:ind w:left="107"/>
+              <w:rPr>
+                <w:rFonts w:asciiTheme="minorEastAsia" w:eastAsiaTheme="minorEastAsia" w:hAnsiTheme="minorEastAsia"/>
+                <w:sz w:val="24"/>
+                <w:lang w:eastAsia="zh-TW"/>
+              </w:rPr>
+            </w:pPr>
+            <w:r>
+              <w:rPr>
+                <w:rFonts w:asciiTheme="minorEastAsia" w:eastAsiaTheme="minorEastAsia" w:hAnsiTheme="minorEastAsia" w:cs="新細明體" w:hint="eastAsia"/>
+                <w:lang w:eastAsia="zh-TW"/>
+              </w:rPr>
+              <w:t>使用者驗證與權限控管</w:t>
             </w:r>
           </w:p>
         </w:tc>
@@ -1099,32 +1118,6 @@
               <w:spacing w:before="32"/>
               <w:ind w:left="107"/>
               <w:rPr>
-                <w:rFonts w:asciiTheme="minorEastAsia" w:eastAsiaTheme="minorEastAsia" w:hAnsiTheme="minorEastAsia"/>
-                <w:sz w:val="24"/>
-                <w:lang w:eastAsia="zh-TW"/>
-              </w:rPr>
-            </w:pPr>
-            <w:proofErr w:type="spellStart"/>
-            <w:r>
-              <w:rPr>
-                <w:rFonts w:asciiTheme="minorEastAsia" w:eastAsiaTheme="minorEastAsia" w:hAnsiTheme="minorEastAsia" w:cs="新細明體" w:hint="eastAsia"/>
-              </w:rPr>
-              <w:t>使用者驗證與權限控管</w:t>
-            </w:r>
-            <w:proofErr w:type="spellEnd"/>
-          </w:p>
-        </w:tc>
-        <w:tc>
-          <w:tcPr>
-            <w:tcW w:w="5987" w:type="dxa"/>
-            <w:vAlign w:val="center"/>
-          </w:tcPr>
-          <w:p>
-            <w:pPr>
-              <w:pStyle w:val="TableParagraph"/>
-              <w:spacing w:before="32"/>
-              <w:ind w:left="107"/>
-              <w:rPr>
                 <w:rFonts w:asciiTheme="minorEastAsia" w:eastAsiaTheme="minorEastAsia" w:hAnsiTheme="minorEastAsia" w:cs="SimSun"/>
                 <w:sz w:val="24"/>
                 <w:szCs w:val="24"/>
@@ -1134,42 +1127,37 @@
             <w:r>
               <w:rPr>
                 <w:rFonts w:asciiTheme="minorEastAsia" w:eastAsiaTheme="minorEastAsia" w:hAnsiTheme="minorEastAsia" w:cs="新細明體" w:hint="eastAsia"/>
+                <w:lang w:eastAsia="zh-TW"/>
               </w:rPr>
               <w:t>系統需串接</w:t>
             </w:r>
             <w:r>
               <w:rPr>
                 <w:rFonts w:asciiTheme="minorEastAsia" w:eastAsiaTheme="minorEastAsia" w:hAnsiTheme="minorEastAsia" w:hint="eastAsia"/>
+                <w:lang w:eastAsia="zh-TW"/>
               </w:rPr>
               <w:t xml:space="preserve"> Django </w:t>
             </w:r>
-            <w:proofErr w:type="spellStart"/>
-            <w:r>
-              <w:rPr>
-                <w:rFonts w:asciiTheme="minorEastAsia" w:eastAsiaTheme="minorEastAsia" w:hAnsiTheme="minorEastAsia" w:cs="新細明體" w:hint="eastAsia"/>
+            <w:r>
+              <w:rPr>
+                <w:rFonts w:asciiTheme="minorEastAsia" w:eastAsiaTheme="minorEastAsia" w:hAnsiTheme="minorEastAsia" w:cs="新細明體" w:hint="eastAsia"/>
+                <w:lang w:eastAsia="zh-TW"/>
               </w:rPr>
               <w:t>使用者系統驗證登入者身份，並根據權限限制操作行為（如僅能編輯</w:t>
             </w:r>
-            <w:proofErr w:type="spellEnd"/>
             <w:r>
               <w:rPr>
                 <w:rFonts w:asciiTheme="minorEastAsia" w:eastAsiaTheme="minorEastAsia" w:hAnsiTheme="minorEastAsia" w:hint="eastAsia"/>
+                <w:lang w:eastAsia="zh-TW"/>
               </w:rPr>
               <w:t>/</w:t>
             </w:r>
-            <w:proofErr w:type="spellStart"/>
-            <w:r>
-              <w:rPr>
-                <w:rFonts w:asciiTheme="minorEastAsia" w:eastAsiaTheme="minorEastAsia" w:hAnsiTheme="minorEastAsia" w:cs="新細明體" w:hint="eastAsia"/>
-              </w:rPr>
-              <w:t>刪除自己的貼文</w:t>
-            </w:r>
-            <w:proofErr w:type="spellEnd"/>
-            <w:r>
-              <w:rPr>
-                <w:rFonts w:asciiTheme="minorEastAsia" w:eastAsiaTheme="minorEastAsia" w:hAnsiTheme="minorEastAsia" w:cs="新細明體" w:hint="eastAsia"/>
-              </w:rPr>
-              <w:t>）。</w:t>
+            <w:r>
+              <w:rPr>
+                <w:rFonts w:asciiTheme="minorEastAsia" w:eastAsiaTheme="minorEastAsia" w:hAnsiTheme="minorEastAsia" w:cs="新細明體" w:hint="eastAsia"/>
+                <w:lang w:eastAsia="zh-TW"/>
+              </w:rPr>
+              <w:t>刪除自己的貼文）。</w:t>
             </w:r>
           </w:p>
         </w:tc>
@@ -1180,7 +1168,7 @@
         </w:trPr>
         <w:tc>
           <w:tcPr>
-            <w:tcW w:w="2397" w:type="dxa"/>
+            <w:tcW w:w="782" w:type="dxa"/>
             <w:shd w:val="clear" w:color="auto" w:fill="D2DFED"/>
             <w:vAlign w:val="center"/>
           </w:tcPr>
@@ -1201,6 +1189,32 @@
               </w:rPr>
               <w:t>BFR3</w:t>
             </w:r>
+          </w:p>
+        </w:tc>
+        <w:tc>
+          <w:tcPr>
+            <w:tcW w:w="2488" w:type="dxa"/>
+            <w:shd w:val="clear" w:color="auto" w:fill="D2DFED"/>
+            <w:vAlign w:val="center"/>
+          </w:tcPr>
+          <w:p>
+            <w:pPr>
+              <w:pStyle w:val="TableParagraph"/>
+              <w:spacing w:before="67"/>
+              <w:ind w:left="107"/>
+              <w:rPr>
+                <w:rFonts w:asciiTheme="minorEastAsia" w:eastAsiaTheme="minorEastAsia" w:hAnsiTheme="minorEastAsia"/>
+                <w:sz w:val="24"/>
+              </w:rPr>
+            </w:pPr>
+            <w:proofErr w:type="spellStart"/>
+            <w:r>
+              <w:rPr>
+                <w:rFonts w:asciiTheme="minorEastAsia" w:eastAsiaTheme="minorEastAsia" w:hAnsiTheme="minorEastAsia" w:cs="新細明體" w:hint="eastAsia"/>
+              </w:rPr>
+              <w:t>表單管理</w:t>
+            </w:r>
+            <w:proofErr w:type="spellEnd"/>
           </w:p>
         </w:tc>
         <w:tc>
@@ -1215,50 +1229,18 @@
               <w:spacing w:before="67"/>
               <w:ind w:left="107"/>
               <w:rPr>
-                <w:rFonts w:asciiTheme="minorEastAsia" w:eastAsiaTheme="minorEastAsia" w:hAnsiTheme="minorEastAsia"/>
-                <w:sz w:val="24"/>
-              </w:rPr>
-            </w:pPr>
-            <w:proofErr w:type="spellStart"/>
-            <w:r>
-              <w:rPr>
-                <w:rFonts w:asciiTheme="minorEastAsia" w:eastAsiaTheme="minorEastAsia" w:hAnsiTheme="minorEastAsia" w:cs="新細明體" w:hint="eastAsia"/>
-              </w:rPr>
-              <w:t>表單管理</w:t>
-            </w:r>
-            <w:proofErr w:type="spellEnd"/>
-          </w:p>
-        </w:tc>
-        <w:tc>
-          <w:tcPr>
-            <w:tcW w:w="5987" w:type="dxa"/>
-            <w:shd w:val="clear" w:color="auto" w:fill="D2DFED"/>
-            <w:vAlign w:val="center"/>
-          </w:tcPr>
-          <w:p>
-            <w:pPr>
-              <w:pStyle w:val="TableParagraph"/>
-              <w:spacing w:before="67"/>
-              <w:ind w:left="107"/>
-              <w:rPr>
                 <w:rFonts w:asciiTheme="minorEastAsia" w:eastAsiaTheme="minorEastAsia" w:hAnsiTheme="minorEastAsia" w:cs="SimSun"/>
                 <w:sz w:val="24"/>
                 <w:szCs w:val="24"/>
-              </w:rPr>
-            </w:pPr>
-            <w:proofErr w:type="spellStart"/>
-            <w:r>
-              <w:rPr>
-                <w:rFonts w:asciiTheme="minorEastAsia" w:eastAsiaTheme="minorEastAsia" w:hAnsiTheme="minorEastAsia" w:cs="新細明體" w:hint="eastAsia"/>
-              </w:rPr>
-              <w:t>管理員可審核事件地圖與商家地圖表單，並可將表單存入資料表</w:t>
-            </w:r>
-            <w:proofErr w:type="spellEnd"/>
-            <w:r>
-              <w:rPr>
-                <w:rFonts w:asciiTheme="minorEastAsia" w:eastAsiaTheme="minorEastAsia" w:hAnsiTheme="minorEastAsia" w:cs="新細明體" w:hint="eastAsia"/>
-              </w:rPr>
-              <w:t>。</w:t>
+                <w:lang w:eastAsia="zh-TW"/>
+              </w:rPr>
+            </w:pPr>
+            <w:r>
+              <w:rPr>
+                <w:rFonts w:asciiTheme="minorEastAsia" w:eastAsiaTheme="minorEastAsia" w:hAnsiTheme="minorEastAsia" w:cs="新細明體" w:hint="eastAsia"/>
+                <w:lang w:eastAsia="zh-TW"/>
+              </w:rPr>
+              <w:t>管理員可審核事件地圖與商家地圖表單，並可將表單存入資料表。</w:t>
             </w:r>
           </w:p>
         </w:tc>
@@ -1269,7 +1251,7 @@
         </w:trPr>
         <w:tc>
           <w:tcPr>
-            <w:tcW w:w="2397" w:type="dxa"/>
+            <w:tcW w:w="782" w:type="dxa"/>
             <w:vAlign w:val="center"/>
           </w:tcPr>
           <w:p>
@@ -1289,6 +1271,32 @@
               </w:rPr>
               <w:t>BFR4</w:t>
             </w:r>
+          </w:p>
+        </w:tc>
+        <w:tc>
+          <w:tcPr>
+            <w:tcW w:w="2488" w:type="dxa"/>
+            <w:vAlign w:val="center"/>
+          </w:tcPr>
+          <w:p>
+            <w:pPr>
+              <w:pStyle w:val="TableParagraph"/>
+              <w:spacing w:before="67"/>
+              <w:ind w:left="107"/>
+              <w:rPr>
+                <w:rFonts w:asciiTheme="minorEastAsia" w:eastAsiaTheme="minorEastAsia" w:hAnsiTheme="minorEastAsia"/>
+                <w:sz w:val="24"/>
+                <w:lang w:eastAsia="zh-TW"/>
+              </w:rPr>
+            </w:pPr>
+            <w:proofErr w:type="spellStart"/>
+            <w:r>
+              <w:rPr>
+                <w:rFonts w:asciiTheme="minorEastAsia" w:eastAsiaTheme="minorEastAsia" w:hAnsiTheme="minorEastAsia" w:cs="新細明體" w:hint="eastAsia"/>
+              </w:rPr>
+              <w:t>防騷管理</w:t>
+            </w:r>
+            <w:proofErr w:type="spellEnd"/>
           </w:p>
         </w:tc>
         <w:tc>
@@ -1302,51 +1310,18 @@
               <w:spacing w:before="67"/>
               <w:ind w:left="107"/>
               <w:rPr>
-                <w:rFonts w:asciiTheme="minorEastAsia" w:eastAsiaTheme="minorEastAsia" w:hAnsiTheme="minorEastAsia"/>
-                <w:sz w:val="24"/>
-                <w:lang w:eastAsia="zh-TW"/>
-              </w:rPr>
-            </w:pPr>
-            <w:proofErr w:type="spellStart"/>
-            <w:r>
-              <w:rPr>
-                <w:rFonts w:asciiTheme="minorEastAsia" w:eastAsiaTheme="minorEastAsia" w:hAnsiTheme="minorEastAsia" w:cs="新細明體" w:hint="eastAsia"/>
-              </w:rPr>
-              <w:t>防騷管理</w:t>
-            </w:r>
-            <w:proofErr w:type="spellEnd"/>
-          </w:p>
-        </w:tc>
-        <w:tc>
-          <w:tcPr>
-            <w:tcW w:w="5987" w:type="dxa"/>
-            <w:vAlign w:val="center"/>
-          </w:tcPr>
-          <w:p>
-            <w:pPr>
-              <w:pStyle w:val="TableParagraph"/>
-              <w:spacing w:before="67"/>
-              <w:ind w:left="107"/>
-              <w:rPr>
                 <w:rFonts w:asciiTheme="minorEastAsia" w:eastAsiaTheme="minorEastAsia" w:hAnsiTheme="minorEastAsia" w:cs="SimSun"/>
                 <w:sz w:val="24"/>
                 <w:szCs w:val="24"/>
                 <w:lang w:eastAsia="zh-TW"/>
               </w:rPr>
             </w:pPr>
-            <w:proofErr w:type="spellStart"/>
-            <w:r>
-              <w:rPr>
-                <w:rFonts w:asciiTheme="minorEastAsia" w:eastAsiaTheme="minorEastAsia" w:hAnsiTheme="minorEastAsia" w:cs="新細明體" w:hint="eastAsia"/>
-              </w:rPr>
-              <w:t>管理員可對安全資訊進行新增、查詢、修改及刪除，並可增加圖片、按鈕及連結到相關網頁</w:t>
-            </w:r>
-            <w:proofErr w:type="spellEnd"/>
-            <w:r>
-              <w:rPr>
-                <w:rFonts w:asciiTheme="minorEastAsia" w:eastAsiaTheme="minorEastAsia" w:hAnsiTheme="minorEastAsia" w:cs="新細明體" w:hint="eastAsia"/>
-              </w:rPr>
-              <w:t>。</w:t>
+            <w:r>
+              <w:rPr>
+                <w:rFonts w:asciiTheme="minorEastAsia" w:eastAsiaTheme="minorEastAsia" w:hAnsiTheme="minorEastAsia" w:cs="新細明體" w:hint="eastAsia"/>
+                <w:lang w:eastAsia="zh-TW"/>
+              </w:rPr>
+              <w:t>管理員可對安全資訊進行新增、查詢、修改及刪除，並可增加圖片、按鈕及連結到相關網頁。</w:t>
             </w:r>
           </w:p>
         </w:tc>
@@ -1357,7 +1332,7 @@
         </w:trPr>
         <w:tc>
           <w:tcPr>
-            <w:tcW w:w="2397" w:type="dxa"/>
+            <w:tcW w:w="782" w:type="dxa"/>
             <w:shd w:val="clear" w:color="auto" w:fill="D2DFED"/>
             <w:vAlign w:val="center"/>
           </w:tcPr>
@@ -1379,6 +1354,29 @@
               <w:lastRenderedPageBreak/>
               <w:t>BFR5</w:t>
             </w:r>
+          </w:p>
+        </w:tc>
+        <w:tc>
+          <w:tcPr>
+            <w:tcW w:w="2488" w:type="dxa"/>
+            <w:shd w:val="clear" w:color="auto" w:fill="D2DFED"/>
+            <w:vAlign w:val="center"/>
+          </w:tcPr>
+          <w:p>
+            <w:pPr>
+              <w:pStyle w:val="TableParagraph"/>
+              <w:rPr>
+                <w:rFonts w:asciiTheme="minorEastAsia" w:eastAsiaTheme="minorEastAsia" w:hAnsiTheme="minorEastAsia"/>
+              </w:rPr>
+            </w:pPr>
+            <w:proofErr w:type="spellStart"/>
+            <w:r>
+              <w:rPr>
+                <w:rFonts w:asciiTheme="minorEastAsia" w:eastAsiaTheme="minorEastAsia" w:hAnsiTheme="minorEastAsia" w:cs="新細明體" w:hint="eastAsia"/>
+              </w:rPr>
+              <w:t>交流區管理</w:t>
+            </w:r>
+            <w:proofErr w:type="spellEnd"/>
           </w:p>
         </w:tc>
         <w:tc>
@@ -1391,47 +1389,18 @@
             <w:pPr>
               <w:pStyle w:val="TableParagraph"/>
               <w:rPr>
-                <w:rFonts w:asciiTheme="minorEastAsia" w:eastAsiaTheme="minorEastAsia" w:hAnsiTheme="minorEastAsia"/>
-              </w:rPr>
-            </w:pPr>
-            <w:proofErr w:type="spellStart"/>
-            <w:r>
-              <w:rPr>
-                <w:rFonts w:asciiTheme="minorEastAsia" w:eastAsiaTheme="minorEastAsia" w:hAnsiTheme="minorEastAsia" w:cs="新細明體" w:hint="eastAsia"/>
-              </w:rPr>
-              <w:t>交流區管理</w:t>
-            </w:r>
-            <w:proofErr w:type="spellEnd"/>
-          </w:p>
-        </w:tc>
-        <w:tc>
-          <w:tcPr>
-            <w:tcW w:w="5987" w:type="dxa"/>
-            <w:shd w:val="clear" w:color="auto" w:fill="D2DFED"/>
-            <w:vAlign w:val="center"/>
-          </w:tcPr>
-          <w:p>
-            <w:pPr>
-              <w:pStyle w:val="TableParagraph"/>
-              <w:rPr>
                 <w:rFonts w:asciiTheme="minorEastAsia" w:eastAsiaTheme="minorEastAsia" w:hAnsiTheme="minorEastAsia" w:cs="SimSun"/>
                 <w:sz w:val="24"/>
                 <w:szCs w:val="24"/>
-              </w:rPr>
-            </w:pPr>
-            <w:proofErr w:type="spellStart"/>
-            <w:r>
-              <w:rPr>
-                <w:rFonts w:asciiTheme="minorEastAsia" w:eastAsiaTheme="minorEastAsia" w:hAnsiTheme="minorEastAsia" w:cs="新細明體" w:hint="eastAsia"/>
-              </w:rPr>
-              <w:t>所有發文資料皆需儲存於資料庫包含：發文者帳號、時間、標題、內容、背景顏色與頭像設定，並記錄每篇貼文的按讚數</w:t>
-            </w:r>
-            <w:proofErr w:type="spellEnd"/>
-            <w:r>
-              <w:rPr>
-                <w:rFonts w:asciiTheme="minorEastAsia" w:eastAsiaTheme="minorEastAsia" w:hAnsiTheme="minorEastAsia" w:cs="新細明體" w:hint="eastAsia"/>
-              </w:rPr>
-              <w:t>。</w:t>
+                <w:lang w:eastAsia="zh-TW"/>
+              </w:rPr>
+            </w:pPr>
+            <w:r>
+              <w:rPr>
+                <w:rFonts w:asciiTheme="minorEastAsia" w:eastAsiaTheme="minorEastAsia" w:hAnsiTheme="minorEastAsia" w:cs="新細明體" w:hint="eastAsia"/>
+                <w:lang w:eastAsia="zh-TW"/>
+              </w:rPr>
+              <w:t>所有發文資料皆需儲存於資料庫包含：發文者帳號、時間、標題、內容、背景顏色與頭像設定，並記錄每篇貼文的按讚數。</w:t>
             </w:r>
           </w:p>
         </w:tc>
@@ -1442,7 +1411,7 @@
         </w:trPr>
         <w:tc>
           <w:tcPr>
-            <w:tcW w:w="2397" w:type="dxa"/>
+            <w:tcW w:w="782" w:type="dxa"/>
             <w:vAlign w:val="center"/>
           </w:tcPr>
           <w:p>
@@ -1462,6 +1431,29 @@
               </w:rPr>
               <w:t>BFR6</w:t>
             </w:r>
+          </w:p>
+        </w:tc>
+        <w:tc>
+          <w:tcPr>
+            <w:tcW w:w="2488" w:type="dxa"/>
+            <w:vAlign w:val="center"/>
+          </w:tcPr>
+          <w:p>
+            <w:pPr>
+              <w:pStyle w:val="TableParagraph"/>
+              <w:rPr>
+                <w:rFonts w:asciiTheme="minorEastAsia" w:eastAsiaTheme="minorEastAsia" w:hAnsiTheme="minorEastAsia"/>
+                <w:lang w:eastAsia="zh-TW"/>
+              </w:rPr>
+            </w:pPr>
+            <w:proofErr w:type="spellStart"/>
+            <w:r>
+              <w:rPr>
+                <w:rFonts w:asciiTheme="minorEastAsia" w:eastAsiaTheme="minorEastAsia" w:hAnsiTheme="minorEastAsia" w:cs="新細明體" w:hint="eastAsia"/>
+              </w:rPr>
+              <w:t>交流區驗證</w:t>
+            </w:r>
+            <w:proofErr w:type="spellEnd"/>
           </w:p>
         </w:tc>
         <w:tc>
@@ -1473,52 +1465,30 @@
             <w:pPr>
               <w:pStyle w:val="TableParagraph"/>
               <w:rPr>
-                <w:rFonts w:asciiTheme="minorEastAsia" w:eastAsiaTheme="minorEastAsia" w:hAnsiTheme="minorEastAsia"/>
-                <w:lang w:eastAsia="zh-TW"/>
-              </w:rPr>
-            </w:pPr>
-            <w:proofErr w:type="spellStart"/>
-            <w:r>
-              <w:rPr>
-                <w:rFonts w:asciiTheme="minorEastAsia" w:eastAsiaTheme="minorEastAsia" w:hAnsiTheme="minorEastAsia" w:cs="新細明體" w:hint="eastAsia"/>
-              </w:rPr>
-              <w:t>交流區驗證</w:t>
-            </w:r>
-            <w:proofErr w:type="spellEnd"/>
-          </w:p>
-        </w:tc>
-        <w:tc>
-          <w:tcPr>
-            <w:tcW w:w="5987" w:type="dxa"/>
-            <w:vAlign w:val="center"/>
-          </w:tcPr>
-          <w:p>
-            <w:pPr>
-              <w:pStyle w:val="TableParagraph"/>
-              <w:rPr>
                 <w:rFonts w:asciiTheme="minorEastAsia" w:eastAsiaTheme="minorEastAsia" w:hAnsiTheme="minorEastAsia" w:cs="SimSun"/>
                 <w:sz w:val="24"/>
                 <w:szCs w:val="24"/>
                 <w:lang w:eastAsia="zh-TW"/>
               </w:rPr>
             </w:pPr>
-            <w:proofErr w:type="spellStart"/>
-            <w:r>
-              <w:rPr>
-                <w:rFonts w:asciiTheme="minorEastAsia" w:eastAsiaTheme="minorEastAsia" w:hAnsiTheme="minorEastAsia" w:cs="新細明體" w:hint="eastAsia"/>
+            <w:r>
+              <w:rPr>
+                <w:rFonts w:asciiTheme="minorEastAsia" w:eastAsiaTheme="minorEastAsia" w:hAnsiTheme="minorEastAsia" w:cs="新細明體" w:hint="eastAsia"/>
+                <w:lang w:eastAsia="zh-TW"/>
               </w:rPr>
               <w:t>系統需檢查貼文是否符合格式限制與安全條件（如防止</w:t>
             </w:r>
-            <w:proofErr w:type="spellEnd"/>
-            <w:r>
-              <w:rPr>
-                <w:rFonts w:asciiTheme="minorEastAsia" w:eastAsiaTheme="minorEastAsia" w:hAnsiTheme="minorEastAsia"/>
+            <w:r>
+              <w:rPr>
+                <w:rFonts w:asciiTheme="minorEastAsia" w:eastAsiaTheme="minorEastAsia" w:hAnsiTheme="minorEastAsia"/>
+                <w:lang w:eastAsia="zh-TW"/>
               </w:rPr>
               <w:t xml:space="preserve"> XSS</w:t>
             </w:r>
             <w:r>
               <w:rPr>
                 <w:rFonts w:asciiTheme="minorEastAsia" w:eastAsiaTheme="minorEastAsia" w:hAnsiTheme="minorEastAsia" w:cs="新細明體" w:hint="eastAsia"/>
+                <w:lang w:eastAsia="zh-TW"/>
               </w:rPr>
               <w:t>）。</w:t>
             </w:r>
@@ -1531,7 +1501,7 @@
         </w:trPr>
         <w:tc>
           <w:tcPr>
-            <w:tcW w:w="2397" w:type="dxa"/>
+            <w:tcW w:w="782" w:type="dxa"/>
             <w:shd w:val="clear" w:color="auto" w:fill="D2DFED"/>
             <w:vAlign w:val="center"/>
           </w:tcPr>
@@ -1552,6 +1522,29 @@
               </w:rPr>
               <w:t>BFR7</w:t>
             </w:r>
+          </w:p>
+        </w:tc>
+        <w:tc>
+          <w:tcPr>
+            <w:tcW w:w="2488" w:type="dxa"/>
+            <w:shd w:val="clear" w:color="auto" w:fill="D2DFED"/>
+            <w:vAlign w:val="center"/>
+          </w:tcPr>
+          <w:p>
+            <w:pPr>
+              <w:pStyle w:val="TableParagraph"/>
+              <w:rPr>
+                <w:rFonts w:asciiTheme="minorEastAsia" w:eastAsiaTheme="minorEastAsia" w:hAnsiTheme="minorEastAsia"/>
+              </w:rPr>
+            </w:pPr>
+            <w:proofErr w:type="spellStart"/>
+            <w:r>
+              <w:rPr>
+                <w:rFonts w:asciiTheme="minorEastAsia" w:eastAsiaTheme="minorEastAsia" w:hAnsiTheme="minorEastAsia" w:cs="新細明體" w:hint="eastAsia"/>
+              </w:rPr>
+              <w:t>聊天室匿名訊息處理</w:t>
+            </w:r>
+            <w:proofErr w:type="spellEnd"/>
           </w:p>
         </w:tc>
         <w:tc>
@@ -1564,47 +1557,18 @@
             <w:pPr>
               <w:pStyle w:val="TableParagraph"/>
               <w:rPr>
-                <w:rFonts w:asciiTheme="minorEastAsia" w:eastAsiaTheme="minorEastAsia" w:hAnsiTheme="minorEastAsia"/>
-              </w:rPr>
-            </w:pPr>
-            <w:proofErr w:type="spellStart"/>
-            <w:r>
-              <w:rPr>
-                <w:rFonts w:asciiTheme="minorEastAsia" w:eastAsiaTheme="minorEastAsia" w:hAnsiTheme="minorEastAsia" w:cs="新細明體" w:hint="eastAsia"/>
-              </w:rPr>
-              <w:t>聊天室匿名訊息處理</w:t>
-            </w:r>
-            <w:proofErr w:type="spellEnd"/>
-          </w:p>
-        </w:tc>
-        <w:tc>
-          <w:tcPr>
-            <w:tcW w:w="5987" w:type="dxa"/>
-            <w:shd w:val="clear" w:color="auto" w:fill="D2DFED"/>
-            <w:vAlign w:val="center"/>
-          </w:tcPr>
-          <w:p>
-            <w:pPr>
-              <w:pStyle w:val="TableParagraph"/>
-              <w:rPr>
                 <w:rFonts w:asciiTheme="minorEastAsia" w:eastAsiaTheme="minorEastAsia" w:hAnsiTheme="minorEastAsia" w:cs="SimSun"/>
                 <w:sz w:val="24"/>
                 <w:szCs w:val="24"/>
-              </w:rPr>
-            </w:pPr>
-            <w:proofErr w:type="spellStart"/>
-            <w:r>
-              <w:rPr>
-                <w:rFonts w:asciiTheme="minorEastAsia" w:eastAsiaTheme="minorEastAsia" w:hAnsiTheme="minorEastAsia" w:cs="新細明體" w:hint="eastAsia"/>
-              </w:rPr>
-              <w:t>聊天室能即時傳遞和接收訊息，後端需儲存歷史紀錄，並能防止不當用語或惡意灌水</w:t>
-            </w:r>
-            <w:proofErr w:type="spellEnd"/>
-            <w:r>
-              <w:rPr>
-                <w:rFonts w:asciiTheme="minorEastAsia" w:eastAsiaTheme="minorEastAsia" w:hAnsiTheme="minorEastAsia" w:cs="新細明體" w:hint="eastAsia"/>
-              </w:rPr>
-              <w:t>。</w:t>
+                <w:lang w:eastAsia="zh-TW"/>
+              </w:rPr>
+            </w:pPr>
+            <w:r>
+              <w:rPr>
+                <w:rFonts w:asciiTheme="minorEastAsia" w:eastAsiaTheme="minorEastAsia" w:hAnsiTheme="minorEastAsia" w:cs="新細明體" w:hint="eastAsia"/>
+                <w:lang w:eastAsia="zh-TW"/>
+              </w:rPr>
+              <w:t>聊天室能即時傳遞和接收訊息，後端需儲存歷史紀錄，並能防止不當用語或惡意灌水。</w:t>
             </w:r>
           </w:p>
         </w:tc>
@@ -1615,7 +1579,7 @@
         </w:trPr>
         <w:tc>
           <w:tcPr>
-            <w:tcW w:w="2397" w:type="dxa"/>
+            <w:tcW w:w="782" w:type="dxa"/>
             <w:vAlign w:val="center"/>
           </w:tcPr>
           <w:p>
@@ -1635,6 +1599,31 @@
               </w:rPr>
               <w:t>BFR8</w:t>
             </w:r>
+          </w:p>
+        </w:tc>
+        <w:tc>
+          <w:tcPr>
+            <w:tcW w:w="2488" w:type="dxa"/>
+            <w:vAlign w:val="center"/>
+          </w:tcPr>
+          <w:p>
+            <w:pPr>
+              <w:pStyle w:val="TableParagraph"/>
+              <w:spacing w:before="33"/>
+              <w:ind w:left="107"/>
+              <w:rPr>
+                <w:rFonts w:asciiTheme="minorEastAsia" w:eastAsiaTheme="minorEastAsia" w:hAnsiTheme="minorEastAsia"/>
+                <w:sz w:val="24"/>
+              </w:rPr>
+            </w:pPr>
+            <w:proofErr w:type="spellStart"/>
+            <w:r>
+              <w:rPr>
+                <w:rFonts w:asciiTheme="minorEastAsia" w:eastAsiaTheme="minorEastAsia" w:hAnsiTheme="minorEastAsia" w:cs="新細明體" w:hint="eastAsia"/>
+              </w:rPr>
+              <w:t>資料安全與輸入防護</w:t>
+            </w:r>
+            <w:proofErr w:type="spellEnd"/>
           </w:p>
         </w:tc>
         <w:tc>
@@ -1648,87 +1637,60 @@
               <w:spacing w:before="33"/>
               <w:ind w:left="107"/>
               <w:rPr>
-                <w:rFonts w:asciiTheme="minorEastAsia" w:eastAsiaTheme="minorEastAsia" w:hAnsiTheme="minorEastAsia"/>
-                <w:sz w:val="24"/>
-              </w:rPr>
-            </w:pPr>
-            <w:proofErr w:type="spellStart"/>
-            <w:r>
-              <w:rPr>
-                <w:rFonts w:asciiTheme="minorEastAsia" w:eastAsiaTheme="minorEastAsia" w:hAnsiTheme="minorEastAsia" w:cs="新細明體" w:hint="eastAsia"/>
-              </w:rPr>
-              <w:t>資料安全與輸入防護</w:t>
-            </w:r>
-            <w:proofErr w:type="spellEnd"/>
-          </w:p>
-        </w:tc>
-        <w:tc>
-          <w:tcPr>
-            <w:tcW w:w="5987" w:type="dxa"/>
-            <w:vAlign w:val="center"/>
-          </w:tcPr>
-          <w:p>
-            <w:pPr>
-              <w:pStyle w:val="TableParagraph"/>
-              <w:spacing w:before="33"/>
-              <w:ind w:left="107"/>
-              <w:rPr>
                 <w:rFonts w:asciiTheme="minorEastAsia" w:eastAsiaTheme="minorEastAsia" w:hAnsiTheme="minorEastAsia" w:cs="SimSun"/>
                 <w:sz w:val="24"/>
                 <w:szCs w:val="24"/>
-              </w:rPr>
-            </w:pPr>
-            <w:r>
-              <w:rPr>
-                <w:rFonts w:asciiTheme="minorEastAsia" w:eastAsiaTheme="minorEastAsia" w:hAnsiTheme="minorEastAsia" w:cs="新細明體" w:hint="eastAsia"/>
+                <w:lang w:eastAsia="zh-TW"/>
+              </w:rPr>
+            </w:pPr>
+            <w:r>
+              <w:rPr>
+                <w:rFonts w:asciiTheme="minorEastAsia" w:eastAsiaTheme="minorEastAsia" w:hAnsiTheme="minorEastAsia" w:cs="新細明體" w:hint="eastAsia"/>
+                <w:lang w:eastAsia="zh-TW"/>
               </w:rPr>
               <w:t>系統所有輸入欄位需通過防止</w:t>
             </w:r>
             <w:r>
               <w:rPr>
                 <w:rFonts w:asciiTheme="minorEastAsia" w:eastAsiaTheme="minorEastAsia" w:hAnsiTheme="minorEastAsia"/>
+                <w:lang w:eastAsia="zh-TW"/>
               </w:rPr>
               <w:t xml:space="preserve"> SQL Injection </w:t>
             </w:r>
             <w:r>
               <w:rPr>
                 <w:rFonts w:asciiTheme="minorEastAsia" w:eastAsiaTheme="minorEastAsia" w:hAnsiTheme="minorEastAsia" w:cs="新細明體" w:hint="eastAsia"/>
+                <w:lang w:eastAsia="zh-TW"/>
               </w:rPr>
               <w:t>與</w:t>
             </w:r>
             <w:r>
               <w:rPr>
                 <w:rFonts w:asciiTheme="minorEastAsia" w:eastAsiaTheme="minorEastAsia" w:hAnsiTheme="minorEastAsia"/>
+                <w:lang w:eastAsia="zh-TW"/>
               </w:rPr>
               <w:t xml:space="preserve"> XSS </w:t>
             </w:r>
-            <w:proofErr w:type="spellStart"/>
-            <w:r>
-              <w:rPr>
-                <w:rFonts w:asciiTheme="minorEastAsia" w:eastAsiaTheme="minorEastAsia" w:hAnsiTheme="minorEastAsia" w:cs="新細明體" w:hint="eastAsia"/>
+            <w:r>
+              <w:rPr>
+                <w:rFonts w:asciiTheme="minorEastAsia" w:eastAsiaTheme="minorEastAsia" w:hAnsiTheme="minorEastAsia" w:cs="新細明體" w:hint="eastAsia"/>
+                <w:lang w:eastAsia="zh-TW"/>
               </w:rPr>
               <w:t>檢查，並針對自由輸入區使用</w:t>
             </w:r>
-            <w:proofErr w:type="spellEnd"/>
-            <w:r>
-              <w:rPr>
-                <w:rFonts w:asciiTheme="minorEastAsia" w:eastAsiaTheme="minorEastAsia" w:hAnsiTheme="minorEastAsia"/>
+            <w:r>
+              <w:rPr>
+                <w:rFonts w:asciiTheme="minorEastAsia" w:eastAsiaTheme="minorEastAsia" w:hAnsiTheme="minorEastAsia"/>
+                <w:lang w:eastAsia="zh-TW"/>
               </w:rPr>
               <w:t xml:space="preserve"> bleach </w:t>
             </w:r>
-            <w:proofErr w:type="spellStart"/>
-            <w:r>
-              <w:rPr>
-                <w:rFonts w:asciiTheme="minorEastAsia" w:eastAsiaTheme="minorEastAsia" w:hAnsiTheme="minorEastAsia" w:cs="新細明體" w:hint="eastAsia"/>
-              </w:rPr>
-              <w:t>等清洗工具進行過濾</w:t>
-            </w:r>
-            <w:proofErr w:type="spellEnd"/>
-            <w:r>
-              <w:rPr>
-                <w:rFonts w:asciiTheme="minorEastAsia" w:eastAsiaTheme="minorEastAsia" w:hAnsiTheme="minorEastAsia" w:cs="新細明體" w:hint="eastAsia"/>
-              </w:rPr>
-              <w:t>。</w:t>
+            <w:r>
+              <w:rPr>
+                <w:rFonts w:asciiTheme="minorEastAsia" w:eastAsiaTheme="minorEastAsia" w:hAnsiTheme="minorEastAsia" w:cs="新細明體" w:hint="eastAsia"/>
+                <w:lang w:eastAsia="zh-TW"/>
+              </w:rPr>
+              <w:t>等清洗工具進行過濾。</w:t>
             </w:r>
           </w:p>
         </w:tc>
@@ -1739,7 +1701,7 @@
         </w:trPr>
         <w:tc>
           <w:tcPr>
-            <w:tcW w:w="2397" w:type="dxa"/>
+            <w:tcW w:w="782" w:type="dxa"/>
             <w:shd w:val="clear" w:color="auto" w:fill="D2DFED"/>
             <w:vAlign w:val="center"/>
           </w:tcPr>
@@ -1766,6 +1728,34 @@
               </w:rPr>
               <w:t>9</w:t>
             </w:r>
+          </w:p>
+        </w:tc>
+        <w:tc>
+          <w:tcPr>
+            <w:tcW w:w="2488" w:type="dxa"/>
+            <w:shd w:val="clear" w:color="auto" w:fill="D2DFED"/>
+            <w:vAlign w:val="center"/>
+          </w:tcPr>
+          <w:p>
+            <w:pPr>
+              <w:pStyle w:val="TableParagraph"/>
+              <w:tabs>
+                <w:tab w:val="left" w:pos="466"/>
+              </w:tabs>
+              <w:rPr>
+                <w:rFonts w:asciiTheme="minorEastAsia" w:eastAsiaTheme="minorEastAsia" w:hAnsiTheme="minorEastAsia"/>
+                <w:sz w:val="24"/>
+                <w:lang w:eastAsia="zh-TW"/>
+              </w:rPr>
+            </w:pPr>
+            <w:proofErr w:type="spellStart"/>
+            <w:r>
+              <w:rPr>
+                <w:rFonts w:asciiTheme="minorEastAsia" w:eastAsiaTheme="minorEastAsia" w:hAnsiTheme="minorEastAsia" w:cs="新細明體" w:hint="eastAsia"/>
+              </w:rPr>
+              <w:t>管理介面與資料總覽</w:t>
+            </w:r>
+            <w:proofErr w:type="spellEnd"/>
           </w:p>
         </w:tc>
         <w:tc>
@@ -1781,53 +1771,18 @@
                 <w:tab w:val="left" w:pos="466"/>
               </w:tabs>
               <w:rPr>
-                <w:rFonts w:asciiTheme="minorEastAsia" w:eastAsiaTheme="minorEastAsia" w:hAnsiTheme="minorEastAsia"/>
-                <w:sz w:val="24"/>
-                <w:lang w:eastAsia="zh-TW"/>
-              </w:rPr>
-            </w:pPr>
-            <w:proofErr w:type="spellStart"/>
-            <w:r>
-              <w:rPr>
-                <w:rFonts w:asciiTheme="minorEastAsia" w:eastAsiaTheme="minorEastAsia" w:hAnsiTheme="minorEastAsia" w:cs="新細明體" w:hint="eastAsia"/>
-              </w:rPr>
-              <w:t>管理介面與資料總覽</w:t>
-            </w:r>
-            <w:proofErr w:type="spellEnd"/>
-          </w:p>
-        </w:tc>
-        <w:tc>
-          <w:tcPr>
-            <w:tcW w:w="5987" w:type="dxa"/>
-            <w:shd w:val="clear" w:color="auto" w:fill="D2DFED"/>
-            <w:vAlign w:val="center"/>
-          </w:tcPr>
-          <w:p>
-            <w:pPr>
-              <w:pStyle w:val="TableParagraph"/>
-              <w:tabs>
-                <w:tab w:val="left" w:pos="466"/>
-              </w:tabs>
-              <w:rPr>
                 <w:rFonts w:asciiTheme="minorEastAsia" w:eastAsiaTheme="minorEastAsia" w:hAnsiTheme="minorEastAsia" w:cs="SimSun"/>
                 <w:sz w:val="24"/>
                 <w:szCs w:val="24"/>
                 <w:lang w:eastAsia="zh-TW"/>
               </w:rPr>
             </w:pPr>
-            <w:proofErr w:type="spellStart"/>
-            <w:r>
-              <w:rPr>
-                <w:rFonts w:asciiTheme="minorEastAsia" w:eastAsiaTheme="minorEastAsia" w:hAnsiTheme="minorEastAsia" w:cs="新細明體" w:hint="eastAsia"/>
-              </w:rPr>
-              <w:t>提供後台介面供管理者瀏覽系統內所有可疑事件、貼文與店家資料，並可進行查詢、編輯與刪除操作</w:t>
-            </w:r>
-            <w:proofErr w:type="spellEnd"/>
-            <w:r>
-              <w:rPr>
-                <w:rFonts w:asciiTheme="minorEastAsia" w:eastAsiaTheme="minorEastAsia" w:hAnsiTheme="minorEastAsia" w:cs="新細明體" w:hint="eastAsia"/>
-              </w:rPr>
-              <w:t>。</w:t>
+            <w:r>
+              <w:rPr>
+                <w:rFonts w:asciiTheme="minorEastAsia" w:eastAsiaTheme="minorEastAsia" w:hAnsiTheme="minorEastAsia" w:cs="新細明體" w:hint="eastAsia"/>
+                <w:lang w:eastAsia="zh-TW"/>
+              </w:rPr>
+              <w:t>提供後台介面供管理者瀏覽系統內所有可疑事件、貼文與店家資料，並可進行查詢、編輯與刪除操作。</w:t>
             </w:r>
           </w:p>
         </w:tc>
@@ -1836,7 +1791,7 @@
     <w:p>
       <w:pPr>
         <w:rPr>
-          <w:rFonts w:asciiTheme="minorEastAsia" w:hAnsiTheme="minorEastAsia" w:hint="eastAsia"/>
+          <w:rFonts w:asciiTheme="minorEastAsia" w:hAnsiTheme="minorEastAsia"/>
         </w:rPr>
       </w:pPr>
     </w:p>
@@ -1971,7 +1926,7 @@
     <w:p>
       <w:pPr>
         <w:rPr>
-          <w:rFonts w:asciiTheme="minorEastAsia" w:hAnsiTheme="minorEastAsia" w:hint="eastAsia"/>
+          <w:rFonts w:asciiTheme="minorEastAsia" w:hAnsiTheme="minorEastAsia"/>
         </w:rPr>
       </w:pPr>
     </w:p>
@@ -2639,6 +2594,7 @@
   <w:style w:type="character" w:default="1" w:styleId="a0">
     <w:name w:val="Default Paragraph Font"/>
     <w:uiPriority w:val="1"/>
+    <w:semiHidden/>
     <w:unhideWhenUsed/>
   </w:style>
   <w:style w:type="table" w:default="1" w:styleId="a1">
